--- a/atelier/atelier_114.docx
+++ b/atelier/atelier_114.docx
@@ -441,7 +441,7 @@
           </w:tcPr>
           <w:p>
             <w:r>
-              <w:t xml:space="preserve">Rituel de revue en place (#113), systématisation des flags (#109)</w:t>
+              <w:t xml:space="preserve">Rituel de revue en place, systématisation des flags</w:t>
             </w:r>
           </w:p>
         </w:tc>
@@ -460,7 +460,7 @@
         <w:spacing w:after="120"/>
       </w:pPr>
       <w:r>
-        <w:t xml:space="preserve">Le rituel trimestriel (#113) repère les flags obsolètes — mais il doit encore JUGER, à chaque revue, si un flag est devenu un zombie. Ce jugement prend du temps et reste subjectif. Il existe un moyen de rendre l’obsolescence objective et détectable d’avance : donner à chaque flag, dès sa création, une DATE D’EXPIRATION. « Ce flag de déploiement doit être retiré avant fin septembre. » Passé cette date, le flag est signalé comme expiré — sans qu’on ait à juger. Le sujet de cet atelier est d’ancrer cette pratique : ajouter une date d’expiration à chaque nouveau flag dès sa création. C’est le critère objectif qui transforme « est-ce un zombie ? » en « est-il expiré ? », et qui prépare l’automatisation (#115). C’est, pour les flags, l’équivalent du seuil d’âge des branches (#82).</w:t>
+        <w:t xml:space="preserve">Le rituel trimestriel repère les flags obsolètes — mais il doit encore JUGER, à chaque revue, si un flag est devenu un zombie. Ce jugement prend du temps et reste subjectif. Il existe un moyen de rendre l’obsolescence objective et détectable d’avance : donner à chaque flag, dès sa création, une DATE D’EXPIRATION. « Ce flag de déploiement doit être retiré avant fin septembre. » Passé cette date, le flag est signalé comme expiré — sans qu’on ait à juger. Le sujet de cet atelier est d’ancrer cette pratique : ajouter une date d’expiration à chaque nouveau flag dès sa création. C’est le critère objectif qui transforme « est-ce un zombie ? » en « est-il expiré ? », et qui prépare l’automatisation. C’est, pour les flags, l’équivalent du seuil d’âge des branches.</w:t>
       </w:r>
     </w:p>
     <w:tbl>
@@ -505,7 +505,7 @@
                 <w:b/>
                 <w:bCs/>
               </w:rPr>
-              <w:t xml:space="preserve">Le lien direct avec la systématisation de P01 (#109)</w:t>
+              <w:t xml:space="preserve">Le lien direct avec la systématisation de P01</w:t>
             </w:r>
           </w:p>
           <w:p>
@@ -513,7 +513,7 @@
               <w:spacing w:after="60"/>
             </w:pPr>
             <w:r>
-              <w:t xml:space="preserve">Cet atelier est la réponse en miroir à la décision prise au #109. En systématisant les flags (« toute nouvelle fonctionnalité visible passe par un flag »), la squad a choisi de créer beaucoup de flags — et a assumé, en contrepartie, l’engagement de les retirer. La date d’expiration EST cet engagement, rendu concret : à chaque flag créé (donc, désormais, très souvent), on fixe sa date de retrait. Sans cette pratique, la systématisation du #109 fabriquerait une dette de flags ingérable. Le #114 est ce qui rend le choix du #109 soutenable : on crée des flags partout, mais chacun naît avec sa date de péremption.</w:t>
+              <w:t xml:space="preserve">Cet atelier est la réponse en miroir à la décision prise au systématiser : toute nouvelle fonctionnalité visible passe par un flag. En systématisant les flags (« toute nouvelle fonctionnalité visible passe par un flag »), la squad a choisi de créer beaucoup de flags — et a assumé, en contrepartie, l’engagement de les retirer. La date d’expiration EST cet engagement, rendu concret : à chaque flag créé (donc, désormais, très souvent), on fixe sa date de retrait. Sans cette pratique, la systématisation du systématiser : toute nouvelle fonctionnalité visible passe par un flag fabriquerait une dette de flags ingérable. Le #114 est ce qui rend le choix du systématiser : toute nouvelle fonctionnalité visible passe par un flag soutenable : on crée des flags partout, mais chacun naît avec sa date de péremption.</w:t>
             </w:r>
           </w:p>
         </w:tc>
@@ -537,7 +537,7 @@
         <w:spacing w:after="80"/>
       </w:pPr>
       <w:r>
-        <w:t xml:space="preserve">Elle rend l’obsolescence objective, pas subjective : juger « ce flag sert-il encore ? » est lent et discutable. « Ce flag est-il passé sa date ? » est binaire et incontestable. La date d’expiration remplace l’appréciation par un fait — exactement comme le seuil d’âge a objectivé les branches stale (#82).</w:t>
+        <w:t xml:space="preserve">Elle rend l’obsolescence objective, pas subjective : juger « ce flag sert-il encore ? » est lent et discutable. « Ce flag est-il passé sa date ? » est binaire et incontestable. La date d’expiration remplace l’appréciation par un fait — exactement comme le seuil d’âge a objectivé les branches stale.</w:t>
       </w:r>
     </w:p>
     <w:p>
@@ -576,7 +576,7 @@
         <w:spacing w:after="80"/>
       </w:pPr>
       <w:r>
-        <w:t xml:space="preserve">Elle rend le rituel (#113) trivial et l’automatisation (#115) possible : avec des dates, la revue trimestrielle se résume à lister les expirés — plus de jugement. Et un job peut détecter les expirés tout seul (#115). La date d’expiration est la clé de voûte qui simplifie tout l’aval.</w:t>
+        <w:t xml:space="preserve">Elle rend le rituel trivial et l’automatisation possible : avec des dates, la revue trimestrielle se résume à lister les expirés — plus de jugement. Et un job peut détecter les expirés tout seul. La date d’expiration est la clé de voûte qui simplifie tout l’aval.</w:t>
       </w:r>
     </w:p>
     <w:p>
@@ -610,33 +610,33 @@
         <w:spacing w:after="80"/>
       </w:pPr>
       <w:r>
-        <w:t xml:space="preserve">Inscrire la date dans le flag lui-même : enregistrer la date d’expiration là où vit le flag — dans l’outil (#107) si possible (champ dédié, métadonnée), ou à défaut dans une convention de nommage/commentaire. L’important est qu’elle soit lisible par le rituel et par un futur job.</w:t>
-      </w:r>
-    </w:p>
-    <w:p>
-      <w:pPr>
-        <w:pStyle w:val="ListParagraph"/>
-        <w:numPr>
-          <w:ilvl w:val="0"/>
-          <w:numId w:val="2"/>
-        </w:numPr>
-        <w:spacing w:after="80"/>
-      </w:pPr>
-      <w:r>
-        <w:t xml:space="preserve">Distinguer les flags permanents (configuration) : un flag de configuration permanent (cf. #105) n’a pas vocation à expirer — on le marque explicitement « permanent » plutôt que de lui mettre une date. Seuls les flags de déploiement (temporaires) reçoivent une échéance. On ne fait pas expirer ce qui doit rester.</w:t>
-      </w:r>
-    </w:p>
-    <w:p>
-      <w:pPr>
-        <w:pStyle w:val="ListParagraph"/>
-        <w:numPr>
-          <w:ilvl w:val="0"/>
-          <w:numId w:val="2"/>
-        </w:numPr>
-        <w:spacing w:after="80"/>
-      </w:pPr>
-      <w:r>
-        <w:t xml:space="preserve">Ajouter la date d’expiration à la definition of done des flags : compléter la règle du #109 — un flag n’est « créé proprement » que s’il porte une date d’expiration (ou la mention permanent). Ainsi la pratique est vérifiée à chaque création, pas oubliée.</w:t>
+        <w:t xml:space="preserve">Inscrire la date dans le flag lui-même : enregistrer la date d’expiration là où vit le flag — dans l’outil si possible (champ dédié, métadonnée), ou à défaut dans une convention de nommage/commentaire. L’important est qu’elle soit lisible par le rituel et par un futur job.</w:t>
+      </w:r>
+    </w:p>
+    <w:p>
+      <w:pPr>
+        <w:pStyle w:val="ListParagraph"/>
+        <w:numPr>
+          <w:ilvl w:val="0"/>
+          <w:numId w:val="2"/>
+        </w:numPr>
+        <w:spacing w:after="80"/>
+      </w:pPr>
+      <w:r>
+        <w:t xml:space="preserve">Distinguer les flags permanents (configuration) : un flag de configuration permanent (cf.) n’a pas vocation à expirer — on le marque explicitement « permanent » plutôt que de lui mettre une date. Seuls les flags de déploiement (temporaires) reçoivent une échéance. On ne fait pas expirer ce qui doit rester.</w:t>
+      </w:r>
+    </w:p>
+    <w:p>
+      <w:pPr>
+        <w:pStyle w:val="ListParagraph"/>
+        <w:numPr>
+          <w:ilvl w:val="0"/>
+          <w:numId w:val="2"/>
+        </w:numPr>
+        <w:spacing w:after="80"/>
+      </w:pPr>
+      <w:r>
+        <w:t xml:space="preserve">Ajouter la date d’expiration à la definition of done des flags : compléter la règle du systématiser : toute nouvelle fonctionnalité visible passe par un flag — un flag n’est « créé proprement » que s’il porte une date d’expiration (ou la mention permanent). Ainsi la pratique est vérifiée à chaque création, pas oubliée.</w:t>
       </w:r>
     </w:p>
     <w:p>
@@ -707,7 +707,7 @@
                 <w:sz w:val="18"/>
                 <w:szCs w:val="18"/>
               </w:rPr>
-              <w:t xml:space="preserve">  À la création d'un flag de déploiement :</w:t>
+              <w:t xml:space="preserve"> À la création d'un flag de déploiement :</w:t>
             </w:r>
           </w:p>
           <w:p>
@@ -717,7 +717,7 @@
                 <w:sz w:val="18"/>
                 <w:szCs w:val="18"/>
               </w:rPr>
-              <w:t xml:space="preserve">    nom        : nouveau-tunnel-paiement</w:t>
+              <w:t xml:space="preserve"> nom : nouveau-tunnel-paiement</w:t>
             </w:r>
           </w:p>
           <w:p>
@@ -727,7 +727,7 @@
                 <w:sz w:val="18"/>
                 <w:szCs w:val="18"/>
               </w:rPr>
-              <w:t xml:space="preserve">    type       : DÉPLOIEMENT (temporaire)</w:t>
+              <w:t xml:space="preserve"> type : DÉPLOIEMENT (temporaire)</w:t>
             </w:r>
           </w:p>
           <w:p>
@@ -737,7 +737,7 @@
                 <w:sz w:val="18"/>
                 <w:szCs w:val="18"/>
               </w:rPr>
-              <w:t xml:space="preserve">    créé le    : 2026-06-26</w:t>
+              <w:t xml:space="preserve"> créé le : 2026-06-26</w:t>
             </w:r>
           </w:p>
           <w:p>
@@ -747,7 +747,7 @@
                 <w:sz w:val="18"/>
                 <w:szCs w:val="18"/>
               </w:rPr>
-              <w:t xml:space="preserve">    EXPIRE le  : 2026-09-26   (défaut : +3 mois, ajustable)</w:t>
+              <w:t xml:space="preserve"> EXPIRE le : 2026-09-26 (défaut : +3 mois, ajustable)</w:t>
             </w:r>
           </w:p>
           <w:p>
@@ -767,7 +767,7 @@
                 <w:sz w:val="18"/>
                 <w:szCs w:val="18"/>
               </w:rPr>
-              <w:t xml:space="preserve">  Pour un flag de configuration :</w:t>
+              <w:t xml:space="preserve"> Pour un flag de configuration :</w:t>
             </w:r>
           </w:p>
           <w:p>
@@ -777,7 +777,7 @@
                 <w:sz w:val="18"/>
                 <w:szCs w:val="18"/>
               </w:rPr>
-              <w:t xml:space="preserve">    type       : CONFIGURATION (permanent)</w:t>
+              <w:t xml:space="preserve"> type : CONFIGURATION (permanent)</w:t>
             </w:r>
           </w:p>
           <w:p>
@@ -787,7 +787,7 @@
                 <w:sz w:val="18"/>
                 <w:szCs w:val="18"/>
               </w:rPr>
-              <w:t xml:space="preserve">    EXPIRE le  : — (permanent, pas d'expiration)</w:t>
+              <w:t xml:space="preserve"> EXPIRE le : — (permanent, pas d'expiration)</w:t>
             </w:r>
           </w:p>
           <w:p>
@@ -807,7 +807,7 @@
                 <w:sz w:val="18"/>
                 <w:szCs w:val="18"/>
               </w:rPr>
-              <w:t xml:space="preserve">  Conséquences :</w:t>
+              <w:t xml:space="preserve"> Conséquences :</w:t>
             </w:r>
           </w:p>
           <w:p>
@@ -817,7 +817,7 @@
                 <w:sz w:val="18"/>
                 <w:szCs w:val="18"/>
               </w:rPr>
-              <w:t xml:space="preserve">    - le rituel #113 liste juste les flags 'expire &lt; aujourd'hui'</w:t>
+              <w:t xml:space="preserve"> - le rituel liste juste les flags 'expire &lt; aujourd'hui'</w:t>
             </w:r>
           </w:p>
           <w:p>
@@ -827,7 +827,7 @@
                 <w:sz w:val="18"/>
                 <w:szCs w:val="18"/>
               </w:rPr>
-              <w:t xml:space="preserve">    - le job #115 détecte les expirés et propose une MR</w:t>
+              <w:t xml:space="preserve"> - le job détecte les expirés et propose une MR</w:t>
             </w:r>
           </w:p>
           <w:p>
@@ -837,7 +837,7 @@
                 <w:sz w:val="18"/>
                 <w:szCs w:val="18"/>
               </w:rPr>
-              <w:t xml:space="preserve">    - 'est-ce un zombie ?' devient 'est-il expiré ?' (objectif)</w:t>
+              <w:t xml:space="preserve"> - 'est-ce un zombie ?' devient 'est-il expiré ?' (objectif)</w:t>
             </w:r>
           </w:p>
         </w:tc>
@@ -856,7 +856,7 @@
         <w:spacing w:after="120"/>
       </w:pPr>
       <w:r>
-        <w:t xml:space="preserve">À la sortie, la squad ajoute systématiquement une date d’expiration à chaque nouveau flag de déploiement dès sa création (avec une durée par défaut ajustable), inscrite dans le flag lui-même et vérifiée par la definition of done. Les flags de configuration permanents sont explicitement marqués comme tels, sans date. L’obsolescence est devenue objective : un flag expiré se détecte sans jugement. L’engagement de retrait pris au #109 est rendu concret et vérifiable. Le rituel #113 s’en trouve trivial et l’automatisation #115 devient possible. La métrique Flags obsolètes gagne un critère objectif — l’équivalent du seuil d’âge des branches.</w:t>
+        <w:t xml:space="preserve">À la sortie, la squad ajoute systématiquement une date d’expiration à chaque nouveau flag de déploiement dès sa création (avec une durée par défaut ajustable), inscrite dans le flag lui-même et vérifiée par la definition of done. Les flags de configuration permanents sont explicitement marqués comme tels, sans date. L’obsolescence est devenue objective : un flag expiré se détecte sans jugement. L’engagement de retrait pris au systématiser : toute nouvelle fonctionnalité visible passe par un flag est rendu concret et vérifiable. Le rituel s’en trouve trivial et l’automatisation devient possible. La métrique Flags obsolètes gagne un critère objectif — l’équivalent du seuil d’âge des branches.</w:t>
       </w:r>
     </w:p>
     <w:p>
@@ -928,7 +928,7 @@
         <w:spacing w:after="80"/>
       </w:pPr>
       <w:r>
-        <w:t xml:space="preserve">Zone « Dans la DoD » — la date d’expiration ajoutée aux critères de création propre (lien #109).</w:t>
+        <w:t xml:space="preserve">Zone « Dans la DoD » — la date d’expiration ajoutée aux critères de création propre (lien).</w:t>
       </w:r>
     </w:p>
     <w:p>
@@ -956,7 +956,7 @@
         <w:t xml:space="preserve">(5 min) Cadrage</w:t>
       </w:r>
       <w:r>
-        <w:t xml:space="preserve"> — l’animateur pose l’idée : rendre l’obsolescence objective via une date d’expiration. Lien direct avec la systématisation #109.</w:t>
+        <w:t xml:space="preserve"> — l’animateur pose l’idée : rendre l’obsolescence objective via une date d’expiration. Lien direct avec la systématisation.</w:t>
       </w:r>
     </w:p>
     <w:p>
@@ -1036,7 +1036,7 @@
         <w:t xml:space="preserve">(8 min) Inscrire dans la DoD</w:t>
       </w:r>
       <w:r>
-        <w:t xml:space="preserve"> — compléter la règle du #109 : un flag n’est créé proprement qu’avec sa date (ou mention permanent).</w:t>
+        <w:t xml:space="preserve"> — compléter la règle du systématiser : toute nouvelle fonctionnalité visible passe par un flag : un flag n’est créé proprement qu’avec sa date (ou mention permanent).</w:t>
       </w:r>
     </w:p>
     <w:p>
@@ -1103,7 +1103,7 @@
         <w:spacing w:after="80"/>
       </w:pPr>
       <w:r>
-        <w:t xml:space="preserve">La date d’expiration ajoutée à la definition of done des flags (lien #109).</w:t>
+        <w:t xml:space="preserve">La date d’expiration ajoutée à la definition of done des flags (lien).</w:t>
       </w:r>
     </w:p>
     <w:p>
@@ -1132,7 +1132,7 @@
         <w:spacing w:after="120"/>
       </w:pPr>
       <w:r>
-        <w:t xml:space="preserve">La date d’expiration est le critère objectif qui manquait. Reste #115 (automatisation) : un job qui scanne les flags expirés et crée automatiquement une MR de nettoyage. La date posée ici est exactement ce que ce job lira pour détecter les flags à retirer. Le #114 rend le #115 possible, comme le seuil d’âge des branches (#82) rendait possible la sentinelle (#84).</w:t>
+        <w:t xml:space="preserve">La date d’expiration est le critère objectif qui manquait. Reste (automatisation) : un job qui scanne les flags expirés et crée automatiquement une MR de nettoyage. La date posée ici est exactement ce que ce job lira pour détecter les flags à retirer. Le #114 rend le le job qui propose le nettoyage des flags expirés possible, comme le seuil d’âge des branches rendait possible la sentinelle.</w:t>
       </w:r>
     </w:p>
     <w:p>
@@ -1148,7 +1148,7 @@
         <w:spacing w:after="120"/>
       </w:pPr>
       <w:r>
-        <w:t xml:space="preserve">La squad ajoute systématiquement une date d’expiration à chaque nouveau flag de déploiement dès sa création, inscrite dans le flag et vérifiée par la definition of done ; les flags de configuration permanents sont marqués comme tels, sans date. L’obsolescence est devenue objective — un flag expiré se détecte sans jugement — et l’engagement de retrait pris au #109 est rendu concret et vérifiable. La question P02 se dote du critère qui rend le rituel trivial et l’automatisation possible, à l’image du seuil d’âge qui avait objectivé l’hygiène des branches.</w:t>
+        <w:t xml:space="preserve">La squad ajoute systématiquement une date d’expiration à chaque nouveau flag de déploiement dès sa création, inscrite dans le flag et vérifiée par la definition of done ; les flags de configuration permanents sont marqués comme tels, sans date. L’obsolescence est devenue objective — un flag expiré se détecte sans jugement — et l’engagement de retrait pris au systématiser : toute nouvelle fonctionnalité visible passe par un flag est rendu concret et vérifiable. La question P02 se dote du critère qui rend le rituel trivial et l’automatisation possible, à l’image du seuil d’âge qui avait objectivé l’hygiène des branches.</w:t>
       </w:r>
     </w:p>
     <w:sectPr>
